--- a/docs/reports/04-推理与 Agent 评测.docx
+++ b/docs/reports/04-推理与 Agent 评测.docx
@@ -12,7 +12,7 @@
     </w:p>
     <w:p>
       <w:r>
-        <w:t>更新：2026-10-01T17:14:49+08:00。本册按实际实验整理，原始运行记录单独保存。</w:t>
+        <w:t>更新：2026-10-01T18:10:03+08:00。本册按实际实验整理，原始运行记录单独保存。</w:t>
       </w:r>
     </w:p>
     <w:p>
@@ -30,12 +30,25 @@
     </w:p>
     <w:p>
       <w:r>
-        <w:t>目前BFCL已冻结13类、3,641条题目，其中AST题2,501条，相关性判断1,140条。29个手写接口样例实际走过官方handler和检查器，两个准备失败也保留了原始记录。模型尚未在这份清单上生成回复，因此这里没有BFCL模型成绩。</w:t>
+        <w:t>目前BFCL已冻结13类、3,641条题目，其中AST题2,501条，相关性判断1,140条。29个手写样例实际走过官方handler和检查器，两个准备失败也保留了原始记录。模型尚未在这份清单上生成回复，因此这里没有BFCL模型成绩。</w:t>
       </w:r>
     </w:p>
     <w:p>
       <w:r>
         <w:t>这一阶段先学到的是怎么解释分数：Java/JavaScript整数需要符合该版本检查器的表示方式，损坏的工具调用又可能被当成没有调用。正式评测要把官方类别成绩与解析异常并排看，不能只报一个混合准确率。</w:t>
+      </w:r>
+    </w:p>
+    <w:p>
+      <w:pPr>
+        <w:pStyle w:val="Heading2"/>
+      </w:pPr>
+      <w:r>
+        <w:t>E24：科学问答目前还没测出涨跌</w:t>
+      </w:r>
+    </w:p>
+    <w:p>
+      <w:r>
+        <w:t>ARC-Challenge 官方 test 已按固定 revision 和 SHA-256 冻结，并经锁定版本的 harness task 核对为 1,172 道题、4,687 条选择题评分请求。零样本模板、评分指标和完整分母已确认。本轮没有加载模型，所以还不能判断工具调用微调有没有影响普通科学问答。首次 HEAD 预检失败及改用固定版本 API、HTTPS GET 和哈希校验的过程都留在实验记录里。</w:t>
       </w:r>
     </w:p>
     <w:p>
@@ -1393,6 +1406,179 @@
     </w:p>
     <w:p>
       <w:pPr>
+        <w:pStyle w:val="Heading1"/>
+        <w:pageBreakBefore/>
+      </w:pPr>
+      <w:r>
+        <w:t>E24：微调工具调用以后，科学题还答得好吗？</w:t>
+      </w:r>
+    </w:p>
+    <w:p>
+      <w:r>
+        <w:t>E24要回答的是：专门训练工具调用之后，模型做普通科学选择题的能力有没有变化？这一轮没有加载模型，也没有生成答案，所以现在还不能说变好或退步。先把数据、题目格式和评分分母固定下来，等 E09 训练队列释放显卡，再在同一条件下跑原模型和微调模型。</w:t>
+      </w:r>
+    </w:p>
+    <w:p>
+      <w:pPr>
+        <w:pStyle w:val="Heading2"/>
+      </w:pPr>
+      <w:r>
+        <w:t>先弄清这次到底有多少题</w:t>
+      </w:r>
+    </w:p>
+    <w:p>
+      <w:r>
+        <w:t>本轮固定的是 ARC-Challenge 官方 test split。下载前先锁住数据仓库版本和文件哈希；文件落到本机后，又用 lm-evaluation-harness 自带的 ARC-Challenge task 重新读取，逐题核对 id、选项和目标答案索引。两边都是 1,172 题，题目 id 没有重复。</w:t>
+      </w:r>
+    </w:p>
+    <w:p>
+      <w:r>
+        <w:t>大多数题目有四个选项，但不是每道都刚好四个：1,165 题有四项，4 题有三项，还有 3 题有五项。按题目数算，完整评测会发出 4,687 条候选答案打分请求。题干长度从 13 到 831 个英文字符，中位数是 112；这些只是数据结构统计，没有查看或汇总 test 答案来挑模型。</w:t>
+      </w:r>
+    </w:p>
+    <w:p>
+      <w:pPr>
+        <w:keepNext/>
+        <w:spacing w:before="120"/>
+        <w:jc w:val="center"/>
+      </w:pPr>
+      <w:r>
+        <w:drawing>
+          <wp:inline xmlns:a="http://schemas.openxmlformats.org/drawingml/2006/main" xmlns:pic="http://schemas.openxmlformats.org/drawingml/2006/picture">
+            <wp:extent cx="5400000" cy="2108571"/>
+            <wp:docPr id="2" name="Picture 2"/>
+            <wp:cNvGraphicFramePr>
+              <a:graphicFrameLocks noChangeAspect="1"/>
+            </wp:cNvGraphicFramePr>
+            <a:graphic>
+              <a:graphicData uri="http://schemas.openxmlformats.org/drawingml/2006/picture">
+                <pic:pic>
+                  <pic:nvPicPr>
+                    <pic:cNvPr id="0" name="arc-test-structure.png"/>
+                    <pic:cNvPicPr/>
+                  </pic:nvPicPr>
+                  <pic:blipFill>
+                    <a:blip r:embed="rId12"/>
+                    <a:stretch>
+                      <a:fillRect/>
+                    </a:stretch>
+                  </pic:blipFill>
+                  <pic:spPr>
+                    <a:xfrm>
+                      <a:off x="0" y="0"/>
+                      <a:ext cx="5400000" cy="2108571"/>
+                    </a:xfrm>
+                    <a:prstGeom prst="rect"/>
+                  </pic:spPr>
+                </pic:pic>
+              </a:graphicData>
+            </a:graphic>
+          </wp:inline>
+        </w:drawing>
+      </w:r>
+    </w:p>
+    <w:p>
+      <w:pPr>
+        <w:jc w:val="center"/>
+      </w:pPr>
+      <w:r>
+        <w:t>图 E24-1：ARC-Challenge 官方 test 的题目选项数与题干长度分布；不包含模型成绩。</w:t>
+      </w:r>
+    </w:p>
+    <w:p>
+      <w:pPr>
+        <w:pStyle w:val="Heading2"/>
+      </w:pPr>
+      <w:r>
+        <w:t>零样本在这里具体指什么？</w:t>
+      </w:r>
+    </w:p>
+    <w:p>
+      <w:r>
+        <w:t>题目按 harness 的原始模板渲染：先给出科学问题，下一行是 Answer:，然后分别计算每个选项的条件对数似然。没有额外示例，也不套 Qwen 的聊天模板。这样比较的是同一种裸题格式下的基础知识回归，而不是提示词写法或工具调用格式。</w:t>
+      </w:r>
+    </w:p>
+    <w:p>
+      <w:pPr>
+        <w:pStyle w:val="CodeBlock"/>
+        <w:shd w:fill="F3F4F6"/>
+      </w:pPr>
+      <w:r>
+        <w:t>task.build_all_requests(</w:t>
+        <w:br/>
+        <w:t xml:space="preserve">    limit=None,</w:t>
+        <w:br/>
+        <w:t xml:space="preserve">    cache_requests=False,</w:t>
+        <w:br/>
+        <w:t xml:space="preserve">    apply_chat_template=False,</w:t>
+        <w:br/>
+        <w:t>)</w:t>
+      </w:r>
+    </w:p>
+    <w:p>
+      <w:r>
+        <w:t>这是本机实际运行的 harness 接口。limit=None 让它遍历完整 test split，apply_chat_template=False 则保持 ARC 原本的多项选择题格式。后续真正打分时还要确认逐题结果数与 1,172 一致，超时或解析问题不能从分母里拿掉。</w:t>
+      </w:r>
+    </w:p>
+    <w:p>
+      <w:r>
+        <w:t>官方 task 同时报告 acc 和 acc_norm。前者选总对数似然较高的答案；后者会按选项字符串长度归一化。这里的“长度”是字符串字符数，不是 tokenizer 的 token 数：</w:t>
+      </w:r>
+    </w:p>
+    <w:p>
+      <w:pPr>
+        <w:pStyle w:val="CodeBlock"/>
+        <w:shd w:fill="F3F4F6"/>
+      </w:pPr>
+      <w:r>
+        <w:t>completion_len = np.array([float(len(i)) for i in choices])</w:t>
+        <w:br/>
+        <w:t>pred_norm = np.argmax(lls / completion_len)</w:t>
+      </w:r>
+    </w:p>
+    <w:p>
+      <w:r>
+        <w:t>因此两项指标可能不同，报告时应该并排保留，不能挑一个更好看的分数。</w:t>
+      </w:r>
+    </w:p>
+    <w:p>
+      <w:pPr>
+        <w:pStyle w:val="Heading2"/>
+      </w:pPr>
+      <w:r>
+        <w:t>第一次下载为什么失败？不是数据地址错了</w:t>
+      </w:r>
+    </w:p>
+    <w:p>
+      <w:r>
+        <w:t>E24-R01 中，hf_hub_download 的文件预检收到了状态码 200，但响应没有 X-Repo-Commit。这个下载接口需要提交头来证明解析到的 revision，因而把请求当成不可复现资源拒绝了。检查项目里原有的公开资源下载流程后，我确认它遇到的是同一类 HEAD 元数据缺失：先通过固定版本 API 取得 LFS 哈希，再发 HTTPS GET，最后核对文件大小和 SHA-256。</w:t>
+      </w:r>
+    </w:p>
+    <w:p>
+      <w:r>
+        <w:t>我先单独试了整文件 GET。它实际收到 203,808 字节，SHA-256 与固定 revision 的官方 LFS 哈希完全相同。于是 E24-R02 改成按固定版本的元数据下载并验哈希，再把这份本地 Parquet 交给 harness 的官方任务配置。这样不靠服务器 HEAD 头来认版本，也不会悄悄换成数据集最新版本。R01 的错误和 R02 的修正各自保留，没有覆盖失败记录。</w:t>
+      </w:r>
+    </w:p>
+    <w:p>
+      <w:pPr>
+        <w:pStyle w:val="Heading2"/>
+      </w:pPr>
+      <w:r>
+        <w:t>这一轮能下什么结论？</w:t>
+      </w:r>
+    </w:p>
+    <w:p>
+      <w:r>
+        <w:t>ARC 数据、task 模板和评分请求已经核对通过；本轮仍然没有模型推理结果。现在对“微调是否损伤普通科学问答”的结论是未测，不能写成“没有退步”。等模型进入评测后，原始 Qwen3-1.7B 与选定的 SFT、蒸馏模型会在同一个零样本设置下比较 acc、acc_norm，并检查逐题输出与分母。模型分数还没产生之前，不绘制成绩图，也不写提升幅度。</w:t>
+      </w:r>
+    </w:p>
+    <w:p>
+      <w:r>
+        <w:t>这一步的学习重点是把“准备好评测”与“已经测出结果”分开。接下来仍要留意：为什么 1,172 道题会变成 4,687 条评分请求？字符长度归一化可能怎样改变答案排序？这两个问题先留给后面的实际打分结果和复习，当前不代填掌握情况。</w:t>
+      </w:r>
+    </w:p>
+    <w:p>
+      <w:pPr>
         <w:pStyle w:val="Heading2"/>
         <w:pageBreakBefore/>
       </w:pPr>
@@ -1404,11 +1590,13 @@
       <w:tblPr>
         <w:tblStyle w:val="TableGrid"/>
         <w:tblW w:type="auto" w:w="0"/>
+        <w:tblLayout w:type="fixed"/>
         <w:tblLook w:firstColumn="1" w:firstRow="1" w:lastColumn="0" w:lastRow="0" w:noHBand="0" w:noVBand="1" w:val="04A0"/>
+        <w:tblLayout w:type="fixed"/>
       </w:tblPr>
       <w:tblGrid>
-        <w:gridCol w:w="4819"/>
-        <w:gridCol w:w="4819"/>
+        <w:gridCol w:w="2381"/>
+        <w:gridCol w:w="7200"/>
       </w:tblGrid>
       <w:tr>
         <w:trPr>
@@ -1417,7 +1605,7 @@
         </w:trPr>
         <w:tc>
           <w:tcPr>
-            <w:tcW w:type="dxa" w:w="4819"/>
+            <w:tcW w:type="dxa" w:w="2381"/>
             <w:shd w:fill="F3F4F6"/>
           </w:tcPr>
           <w:p>
@@ -1434,7 +1622,7 @@
         </w:tc>
         <w:tc>
           <w:tcPr>
-            <w:tcW w:type="dxa" w:w="4819"/>
+            <w:tcW w:type="dxa" w:w="7200"/>
             <w:shd w:fill="F3F4F6"/>
           </w:tcPr>
           <w:p>
@@ -1456,7 +1644,7 @@
         </w:trPr>
         <w:tc>
           <w:tcPr>
-            <w:tcW w:type="dxa" w:w="4819"/>
+            <w:tcW w:type="dxa" w:w="2381"/>
           </w:tcPr>
           <w:p>
             <w:pPr>
@@ -1469,7 +1657,7 @@
         </w:tc>
         <w:tc>
           <w:tcPr>
-            <w:tcW w:type="dxa" w:w="4819"/>
+            <w:tcW w:type="dxa" w:w="7200"/>
           </w:tcPr>
           <w:p>
             <w:pPr>
@@ -1487,7 +1675,7 @@
         </w:trPr>
         <w:tc>
           <w:tcPr>
-            <w:tcW w:type="dxa" w:w="4819"/>
+            <w:tcW w:type="dxa" w:w="2381"/>
           </w:tcPr>
           <w:p>
             <w:pPr>
@@ -1500,7 +1688,7 @@
         </w:tc>
         <w:tc>
           <w:tcPr>
-            <w:tcW w:type="dxa" w:w="4819"/>
+            <w:tcW w:type="dxa" w:w="7200"/>
           </w:tcPr>
           <w:p>
             <w:pPr>
@@ -1518,7 +1706,7 @@
         </w:trPr>
         <w:tc>
           <w:tcPr>
-            <w:tcW w:type="dxa" w:w="4819"/>
+            <w:tcW w:type="dxa" w:w="2381"/>
           </w:tcPr>
           <w:p>
             <w:pPr>
@@ -1531,7 +1719,7 @@
         </w:tc>
         <w:tc>
           <w:tcPr>
-            <w:tcW w:type="dxa" w:w="4819"/>
+            <w:tcW w:type="dxa" w:w="7200"/>
           </w:tcPr>
           <w:p>
             <w:pPr>
@@ -1549,7 +1737,7 @@
         </w:trPr>
         <w:tc>
           <w:tcPr>
-            <w:tcW w:type="dxa" w:w="4819"/>
+            <w:tcW w:type="dxa" w:w="2381"/>
           </w:tcPr>
           <w:p>
             <w:pPr>
@@ -1562,7 +1750,7 @@
         </w:tc>
         <w:tc>
           <w:tcPr>
-            <w:tcW w:type="dxa" w:w="4819"/>
+            <w:tcW w:type="dxa" w:w="7200"/>
           </w:tcPr>
           <w:p>
             <w:pPr>
@@ -1580,7 +1768,7 @@
         </w:trPr>
         <w:tc>
           <w:tcPr>
-            <w:tcW w:type="dxa" w:w="4819"/>
+            <w:tcW w:type="dxa" w:w="2381"/>
           </w:tcPr>
           <w:p>
             <w:pPr>
@@ -1593,7 +1781,7 @@
         </w:tc>
         <w:tc>
           <w:tcPr>
-            <w:tcW w:type="dxa" w:w="4819"/>
+            <w:tcW w:type="dxa" w:w="7200"/>
           </w:tcPr>
           <w:p>
             <w:pPr>
@@ -1611,7 +1799,7 @@
         </w:trPr>
         <w:tc>
           <w:tcPr>
-            <w:tcW w:type="dxa" w:w="4819"/>
+            <w:tcW w:type="dxa" w:w="2381"/>
           </w:tcPr>
           <w:p>
             <w:pPr>
@@ -1624,7 +1812,7 @@
         </w:tc>
         <w:tc>
           <w:tcPr>
-            <w:tcW w:type="dxa" w:w="4819"/>
+            <w:tcW w:type="dxa" w:w="7200"/>
           </w:tcPr>
           <w:p>
             <w:pPr>
@@ -1642,7 +1830,7 @@
         </w:trPr>
         <w:tc>
           <w:tcPr>
-            <w:tcW w:type="dxa" w:w="4819"/>
+            <w:tcW w:type="dxa" w:w="2381"/>
           </w:tcPr>
           <w:p>
             <w:pPr>
@@ -1655,7 +1843,7 @@
         </w:tc>
         <w:tc>
           <w:tcPr>
-            <w:tcW w:type="dxa" w:w="4819"/>
+            <w:tcW w:type="dxa" w:w="7200"/>
           </w:tcPr>
           <w:p>
             <w:pPr>
@@ -1673,27 +1861,275 @@
         </w:trPr>
         <w:tc>
           <w:tcPr>
-            <w:tcW w:type="dxa" w:w="4819"/>
+            <w:tcW w:type="dxa" w:w="2381"/>
           </w:tcPr>
           <w:p>
             <w:pPr>
               <w:spacing w:after="40" w:line="240" w:lineRule="auto"/>
             </w:pPr>
             <w:r>
-              <w:t>完整题目、答案、接口响应和失败堆栈</w:t>
+              <w:t>ARC 数据、版本与任务设置</w:t>
             </w:r>
           </w:p>
         </w:tc>
         <w:tc>
           <w:tcPr>
-            <w:tcW w:type="dxa" w:w="4819"/>
+            <w:tcW w:type="dxa" w:w="7200"/>
           </w:tcPr>
           <w:p>
             <w:pPr>
               <w:spacing w:after="40" w:line="240" w:lineRule="auto"/>
             </w:pPr>
             <w:r>
-              <w:t>本地E22运行档案及带文件哈希清单的压缩归档</w:t>
+              <w:t>configs/arc-eval.json；configs/environment-harness-preparation.lock.txt</w:t>
+            </w:r>
+          </w:p>
+        </w:tc>
+      </w:tr>
+      <w:tr>
+        <w:trPr>
+          <w:cantSplit/>
+        </w:trPr>
+        <w:tc>
+          <w:tcPr>
+            <w:tcW w:type="dxa" w:w="2381"/>
+          </w:tcPr>
+          <w:p>
+            <w:pPr>
+              <w:spacing w:after="40" w:line="240" w:lineRule="auto"/>
+            </w:pPr>
+            <w:r>
+              <w:t>E24 首次下载失败与全量准备结果</w:t>
+            </w:r>
+          </w:p>
+        </w:tc>
+        <w:tc>
+          <w:tcPr>
+            <w:tcW w:type="dxa" w:w="7200"/>
+          </w:tcPr>
+          <w:p>
+            <w:pPr>
+              <w:spacing w:after="40" w:line="240" w:lineRule="auto"/>
+            </w:pPr>
+            <w:r>
+              <w:t>experiments/E24/runs/E24-R01.json；experiments/E24/runs/E24-R02.json</w:t>
+            </w:r>
+          </w:p>
+        </w:tc>
+      </w:tr>
+      <w:tr>
+        <w:trPr>
+          <w:cantSplit/>
+        </w:trPr>
+        <w:tc>
+          <w:tcPr>
+            <w:tcW w:type="dxa" w:w="2381"/>
+          </w:tcPr>
+          <w:p>
+            <w:pPr>
+              <w:spacing w:after="40" w:line="240" w:lineRule="auto"/>
+            </w:pPr>
+            <w:r>
+              <w:t>ARC 全量准备脚本与说明</w:t>
+            </w:r>
+          </w:p>
+        </w:tc>
+        <w:tc>
+          <w:tcPr>
+            <w:tcW w:type="dxa" w:w="7200"/>
+          </w:tcPr>
+          <w:p>
+            <w:pPr>
+              <w:spacing w:after="40" w:line="240" w:lineRule="auto"/>
+            </w:pPr>
+            <w:r>
+              <w:t>scripts/arc_prepare.py；experiments/E24/notes.md</w:t>
+            </w:r>
+          </w:p>
+        </w:tc>
+      </w:tr>
+      <w:tr>
+        <w:trPr>
+          <w:cantSplit/>
+        </w:trPr>
+        <w:tc>
+          <w:tcPr>
+            <w:tcW w:type="dxa" w:w="2381"/>
+          </w:tcPr>
+          <w:p>
+            <w:pPr>
+              <w:spacing w:after="40" w:line="240" w:lineRule="auto"/>
+            </w:pPr>
+            <w:r>
+              <w:t>测试集结构图及图表来源</w:t>
+            </w:r>
+          </w:p>
+        </w:tc>
+        <w:tc>
+          <w:tcPr>
+            <w:tcW w:type="dxa" w:w="7200"/>
+          </w:tcPr>
+          <w:p>
+            <w:pPr>
+              <w:spacing w:after="40" w:line="240" w:lineRule="auto"/>
+            </w:pPr>
+            <w:r>
+              <w:t>experiments/E24/figures/arc-test-structure.png；arc-test-structure.source.json</w:t>
+            </w:r>
+          </w:p>
+        </w:tc>
+      </w:tr>
+      <w:tr>
+        <w:trPr>
+          <w:cantSplit/>
+        </w:trPr>
+        <w:tc>
+          <w:tcPr>
+            <w:tcW w:type="dxa" w:w="2381"/>
+          </w:tcPr>
+          <w:p>
+            <w:pPr>
+              <w:spacing w:after="40" w:line="240" w:lineRule="auto"/>
+            </w:pPr>
+            <w:r>
+              <w:t>题目文件与准备运行的哈希归档</w:t>
+            </w:r>
+          </w:p>
+        </w:tc>
+        <w:tc>
+          <w:tcPr>
+            <w:tcW w:type="dxa" w:w="7200"/>
+          </w:tcPr>
+          <w:p>
+            <w:pPr>
+              <w:spacing w:after="40" w:line="240" w:lineRule="auto"/>
+            </w:pPr>
+            <w:r>
+              <w:t>本机 E24 数据和运行归档中的 manifest</w:t>
+            </w:r>
+          </w:p>
+        </w:tc>
+      </w:tr>
+      <w:tr>
+        <w:trPr>
+          <w:cantSplit/>
+        </w:trPr>
+        <w:tc>
+          <w:tcPr>
+            <w:tcW w:type="dxa" w:w="2381"/>
+          </w:tcPr>
+          <w:p>
+            <w:pPr>
+              <w:spacing w:after="40" w:line="240" w:lineRule="auto"/>
+            </w:pPr>
+            <w:r>
+              <w:t>完整题目、答案、逐条输出与日志</w:t>
+            </w:r>
+          </w:p>
+        </w:tc>
+        <w:tc>
+          <w:tcPr>
+            <w:tcW w:type="dxa" w:w="7200"/>
+          </w:tcPr>
+          <w:p>
+            <w:pPr>
+              <w:spacing w:after="40" w:line="240" w:lineRule="auto"/>
+            </w:pPr>
+            <w:r>
+              <w:t>本机 E24 原始数据及运行档案；模型评测尚未执行</w:t>
+            </w:r>
+          </w:p>
+        </w:tc>
+      </w:tr>
+      <w:tr>
+        <w:trPr>
+          <w:cantSplit/>
+        </w:trPr>
+        <w:tc>
+          <w:tcPr>
+            <w:tcW w:type="dxa" w:w="2381"/>
+          </w:tcPr>
+          <w:p>
+            <w:pPr>
+              <w:spacing w:after="40" w:line="240" w:lineRule="auto"/>
+            </w:pPr>
+            <w:r>
+              <w:t>ARC 数据集页面</w:t>
+            </w:r>
+          </w:p>
+        </w:tc>
+        <w:tc>
+          <w:tcPr>
+            <w:tcW w:type="dxa" w:w="7200"/>
+          </w:tcPr>
+          <w:p>
+            <w:pPr>
+              <w:spacing w:after="40" w:line="240" w:lineRule="auto"/>
+            </w:pPr>
+            <w:r>
+              <w:t>https://huggingface.co/datasets/allenai/ai2_arc</w:t>
+            </w:r>
+          </w:p>
+        </w:tc>
+      </w:tr>
+      <w:tr>
+        <w:trPr>
+          <w:cantSplit/>
+        </w:trPr>
+        <w:tc>
+          <w:tcPr>
+            <w:tcW w:type="dxa" w:w="2381"/>
+          </w:tcPr>
+          <w:p>
+            <w:pPr>
+              <w:spacing w:after="40" w:line="240" w:lineRule="auto"/>
+            </w:pPr>
+            <w:r>
+              <w:t>锁定的 ARC task 配置</w:t>
+            </w:r>
+          </w:p>
+        </w:tc>
+        <w:tc>
+          <w:tcPr>
+            <w:tcW w:type="dxa" w:w="7200"/>
+          </w:tcPr>
+          <w:p>
+            <w:pPr>
+              <w:spacing w:after="40" w:line="240" w:lineRule="auto"/>
+            </w:pPr>
+            <w:r>
+              <w:t>https://github.com/EleutherAI/lm-evaluation-harness/blob/d6de81643928d653435c431bae19945d41d32520/lm_eval/tasks/arc/arc_challenge.yaml</w:t>
+            </w:r>
+          </w:p>
+        </w:tc>
+      </w:tr>
+      <w:tr>
+        <w:trPr>
+          <w:cantSplit/>
+        </w:trPr>
+        <w:tc>
+          <w:tcPr>
+            <w:tcW w:type="dxa" w:w="2381"/>
+          </w:tcPr>
+          <w:p>
+            <w:pPr>
+              <w:spacing w:after="40" w:line="240" w:lineRule="auto"/>
+            </w:pPr>
+            <w:r>
+              <w:t>ARC 原始论文</w:t>
+            </w:r>
+          </w:p>
+        </w:tc>
+        <w:tc>
+          <w:tcPr>
+            <w:tcW w:type="dxa" w:w="7200"/>
+          </w:tcPr>
+          <w:p>
+            <w:pPr>
+              <w:spacing w:after="40" w:line="240" w:lineRule="auto"/>
+            </w:pPr>
+            <w:r>
+              <w:t>https://arxiv.org/abs/1803.05457</w:t>
             </w:r>
           </w:p>
         </w:tc>

--- a/docs/reports/04-推理与 Agent 评测.docx
+++ b/docs/reports/04-推理与 Agent 评测.docx
@@ -12,7 +12,7 @@
     </w:p>
     <w:p>
       <w:r>
-        <w:t>更新：2026-10-01T18:10:03+08:00。本册按实际实验整理，原始运行记录单独保存。</w:t>
+        <w:t>更新：2026-10-01T18:49:06+08:00。本册按实际实验整理，原始运行记录单独保存。</w:t>
       </w:r>
     </w:p>
     <w:p>
@@ -48,7 +48,7 @@
     </w:p>
     <w:p>
       <w:r>
-        <w:t>ARC-Challenge 官方 test 已按固定 revision 和 SHA-256 冻结，并经锁定版本的 harness task 核对为 1,172 道题、4,687 条选择题评分请求。零样本模板、评分指标和完整分母已确认。本轮没有加载模型，所以还不能判断工具调用微调有没有影响普通科学问答。首次 HEAD 预检失败及改用固定版本 API、HTTPS GET 和哈希校验的过程都留在实验记录里。</w:t>
+        <w:t>ARC-Challenge 官方 test 已按固定 revision 和 SHA-256 冻结，并经锁定版本的 harness task 核对为 1,172 道题、4,687 条选择题评分请求。本机 harness 与 HF/PEFT 评分环境也已锁定，依赖检查通过。本轮没有加载模型，所以还不能判断工具调用微调有没有影响普通科学问答；首次数据 HEAD 预检与两次环境安装失败及修正都留在实验记录里。</w:t>
       </w:r>
     </w:p>
     <w:p>
@@ -1415,7 +1415,7 @@
     </w:p>
     <w:p>
       <w:r>
-        <w:t>E24要回答的是：专门训练工具调用之后，模型做普通科学选择题的能力有没有变化？这一轮没有加载模型，也没有生成答案，所以现在还不能说变好或退步。先把数据、题目格式和评分分母固定下来，等 E09 训练队列释放显卡，再在同一条件下跑原模型和微调模型。</w:t>
+        <w:t>E24要回答的是：专门训练工具调用之后，模型做普通科学选择题的能力有没有变化？这一轮没有加载模型，也没有生成答案，所以现在还不能说变好或退步。数据、题目格式、评分分母和本机评分环境都已固定；等 E09 训练队列释放显卡后，再在同一条件下跑原模型和微调模型。</w:t>
       </w:r>
     </w:p>
     <w:p>
@@ -1564,12 +1564,126 @@
         <w:pStyle w:val="Heading2"/>
       </w:pPr>
       <w:r>
+        <w:t>评分环境装好了，为什么还没有模型分数？</w:t>
+      </w:r>
+    </w:p>
+    <w:p>
+      <w:r>
+        <w:t xml:space="preserve">环境安装也留下了两次失败。E24-R03 直接让 uv 下载 GitHub 压缩包时碰到 </w:t>
+      </w:r>
+      <w:r>
+        <w:rPr>
+          <w:rFonts w:ascii="Consolas" w:hAnsi="Consolas"/>
+          <w:sz w:val="20"/>
+        </w:rPr>
+        <w:t>UnknownIssuer</w:t>
+      </w:r>
+      <w:r>
+        <w:t xml:space="preserve">，问题出在 uv 当时没有采用 Windows 的系统证书库；我没有关闭证书校验。E24-R04 把 PyTorch 与 PyPI 放在同一次依赖解析里，又被索引优先顺序挡住，解析器没找到 </w:t>
+      </w:r>
+      <w:r>
+        <w:rPr>
+          <w:rFonts w:ascii="Consolas" w:hAnsi="Consolas"/>
+          <w:sz w:val="20"/>
+        </w:rPr>
+        <w:t>2.8.0+cu128</w:t>
+      </w:r>
+      <w:r>
+        <w:t>。两条失败都保留了原始错误。</w:t>
+      </w:r>
+    </w:p>
+    <w:p>
+      <w:r>
+        <w:t xml:space="preserve">最后分开处理：先从 PyTorch 官方 cu128 索引安装 CUDA 版 Torch，再让 uv 使用系统证书库，通过固定 commit 安装 harness，其余依赖按锁定版本解析。安装后的环境检查显示 PyTorch 为 </w:t>
+      </w:r>
+      <w:r>
+        <w:rPr>
+          <w:rFonts w:ascii="Consolas" w:hAnsi="Consolas"/>
+          <w:sz w:val="20"/>
+        </w:rPr>
+        <w:t>2.8.0+cu128</w:t>
+      </w:r>
+      <w:r>
+        <w:t xml:space="preserve">（CUDA 构建 </w:t>
+      </w:r>
+      <w:r>
+        <w:rPr>
+          <w:rFonts w:ascii="Consolas" w:hAnsi="Consolas"/>
+          <w:sz w:val="20"/>
+        </w:rPr>
+        <w:t>12.8</w:t>
+      </w:r>
+      <w:r>
+        <w:t xml:space="preserve">），harness 为 </w:t>
+      </w:r>
+      <w:r>
+        <w:rPr>
+          <w:rFonts w:ascii="Consolas" w:hAnsi="Consolas"/>
+          <w:sz w:val="20"/>
+        </w:rPr>
+        <w:t>0.4.14.dev0</w:t>
+      </w:r>
+      <w:r>
+        <w:t xml:space="preserve">，Transformers 为 </w:t>
+      </w:r>
+      <w:r>
+        <w:rPr>
+          <w:rFonts w:ascii="Consolas" w:hAnsi="Consolas"/>
+          <w:sz w:val="20"/>
+        </w:rPr>
+        <w:t>4.56.2</w:t>
+      </w:r>
+      <w:r>
+        <w:t xml:space="preserve">，PEFT 为 </w:t>
+      </w:r>
+      <w:r>
+        <w:rPr>
+          <w:rFonts w:ascii="Consolas" w:hAnsi="Consolas"/>
+          <w:sz w:val="20"/>
+        </w:rPr>
+        <w:t>0.17.1</w:t>
+      </w:r>
+      <w:r>
+        <w:t>；</w:t>
+      </w:r>
+      <w:r>
+        <w:rPr>
+          <w:rFonts w:ascii="Consolas" w:hAnsi="Consolas"/>
+          <w:sz w:val="20"/>
+        </w:rPr>
+        <w:t>uv pip check</w:t>
+      </w:r>
+      <w:r>
+        <w:t xml:space="preserve"> 没发现依赖冲突，CLI 也能正常启动。</w:t>
+      </w:r>
+    </w:p>
+    <w:p>
+      <w:pPr>
+        <w:pStyle w:val="CodeBlock"/>
+        <w:shd w:fill="F3F4F6"/>
+      </w:pPr>
+      <w:r>
+        <w:t>$env:UV_SYSTEM_CERTS = 'true'</w:t>
+        <w:br/>
+        <w:t>uv pip install --index-url https://download.pytorch.org/whl/cu128 --no-deps torch==2.8.0+cu128</w:t>
+      </w:r>
+    </w:p>
+    <w:p>
+      <w:r>
+        <w:t>这只证明评分依赖能导入、命令行可启动，没有加载 Qwen、没有占用 GPU，也没有产生 ARC 成绩。真正的零样本评分仍要等当前 E09 GPU 队列结束后再跑完整 test。</w:t>
+      </w:r>
+    </w:p>
+    <w:p>
+      <w:pPr>
+        <w:pStyle w:val="Heading2"/>
+      </w:pPr>
+      <w:r>
         <w:t>这一轮能下什么结论？</w:t>
       </w:r>
     </w:p>
     <w:p>
       <w:r>
-        <w:t>ARC 数据、task 模板和评分请求已经核对通过；本轮仍然没有模型推理结果。现在对“微调是否损伤普通科学问答”的结论是未测，不能写成“没有退步”。等模型进入评测后，原始 Qwen3-1.7B 与选定的 SFT、蒸馏模型会在同一个零样本设置下比较 acc、acc_norm，并检查逐题输出与分母。模型分数还没产生之前，不绘制成绩图，也不写提升幅度。</w:t>
+        <w:t>ARC 数据、task 模板、完整评分请求和独立本机评分环境都已核对通过；本轮仍然没有模型推理结果。现在对“微调是否损伤普通科学问答”的结论是未测，不能写成“没有退步”。等模型进入评测后，原始 Qwen3-1.7B 与选定的 SFT、蒸馏模型会在同一个零样本设置下比较 acc、acc_norm，并检查逐题输出与分母。模型分数还没产生之前，不绘制成绩图，也不写提升幅度。</w:t>
       </w:r>
     </w:p>
     <w:p>
@@ -1961,6 +2075,37 @@
               <w:spacing w:after="40" w:line="240" w:lineRule="auto"/>
             </w:pPr>
             <w:r>
+              <w:t>ARC 本机评分环境及安装失败记录</w:t>
+            </w:r>
+          </w:p>
+        </w:tc>
+        <w:tc>
+          <w:tcPr>
+            <w:tcW w:type="dxa" w:w="7200"/>
+          </w:tcPr>
+          <w:p>
+            <w:pPr>
+              <w:spacing w:after="40" w:line="240" w:lineRule="auto"/>
+            </w:pPr>
+            <w:r>
+              <w:t>configs/environment-arc-eval.lock.txt；experiments/E24/runs/E24-R03.json—E24-R05.json</w:t>
+            </w:r>
+          </w:p>
+        </w:tc>
+      </w:tr>
+      <w:tr>
+        <w:trPr>
+          <w:cantSplit/>
+        </w:trPr>
+        <w:tc>
+          <w:tcPr>
+            <w:tcW w:type="dxa" w:w="2381"/>
+          </w:tcPr>
+          <w:p>
+            <w:pPr>
+              <w:spacing w:after="40" w:line="240" w:lineRule="auto"/>
+            </w:pPr>
+            <w:r>
               <w:t>测试集结构图及图表来源</w:t>
             </w:r>
           </w:p>
@@ -2143,11 +2288,6 @@
     <w:p>
       <w:r>
         <w:t>AST判分背景：https://gorilla.cs.berkeley.edu/blogs/8_berkeley_function_calling_leaderboard.html</w:t>
-      </w:r>
-    </w:p>
-    <w:p>
-      <w:r>
-        <w:t>soundfile安装说明：https://pypi.org/project/soundfile/0.13.1/</w:t>
       </w:r>
     </w:p>
     <w:sectPr>
